--- a/strategia-sindicos/calendarios-editoriais/Calendario_Editorial_Strategia_Novembro2026.docx
+++ b/strategia-sindicos/calendarios-editoriais/Calendario_Editorial_Strategia_Novembro2026.docx
@@ -1669,6 +1669,267 @@
           <w:b w:val="0"/>
         </w:rPr>
         <w:t>S3: Comenta MUDAR no vídeo de hoje. A gente começa a conversa com você. 👆</w:t>
+      </w:r>
+    </w:p>
+    <w:p/>
+    <w:p>
+      <w:pPr>
+        <w:pStyle w:val="Heading2"/>
+      </w:pPr>
+      <w:r>
+        <w:t>BANCO DE ROTEIROS — "Pode / Não pode" (Parte 2, movida do calendário de outubro)</w:t>
+      </w:r>
+    </w:p>
+    <w:p>
+      <w:pPr/>
+      <w:r>
+        <w:rPr>
+          <w:b/>
+        </w:rPr>
+        <w:t>Estava reservada para 28/10, mas o conteúdo ficou muito parecido com o de 23/10 (mesma Parte 3), então foi movida pra cá. Ainda sem data definida em novembro — escolher um dos dias já existentes ou adicionar uma data extra.</w:t>
+      </w:r>
+    </w:p>
+    <w:p>
+      <w:pPr/>
+      <w:r>
+        <w:rPr>
+          <w:b w:val="0"/>
+        </w:rPr>
+        <w:t>Objetivo: Educar de forma rápida e direta / autoridade técnica</w:t>
+      </w:r>
+    </w:p>
+    <w:p>
+      <w:pPr/>
+      <w:r>
+        <w:rPr>
+          <w:b w:val="0"/>
+        </w:rPr>
+        <w:t>Temática macro: O que pode e o que não pode no condomínio — Parte 2</w:t>
+      </w:r>
+    </w:p>
+    <w:p>
+      <w:pPr/>
+      <w:r>
+        <w:rPr>
+          <w:b w:val="0"/>
+        </w:rPr>
+        <w:t>Eixo: Dor: normas do condomínio pouco claras no dia a dia · Desejo: saber rápido o que é permitido ou não</w:t>
+      </w:r>
+    </w:p>
+    <w:p>
+      <w:pPr/>
+      <w:r>
+        <w:rPr>
+          <w:b/>
+        </w:rPr>
+        <w:t>Conteúdo do vídeo</w:t>
+      </w:r>
+    </w:p>
+    <w:p>
+      <w:pPr/>
+      <w:r>
+        <w:rPr>
+          <w:b w:val="0"/>
+        </w:rPr>
+        <w:t>Formato: vídeo dinâmico em formato pergunta e resposta rápida "Pode / Não pode", texto grande na tela alternando pergunta e resposta</w:t>
+      </w:r>
+    </w:p>
+    <w:p>
+      <w:pPr/>
+      <w:r>
+        <w:rPr>
+          <w:b w:val="0"/>
+        </w:rPr>
+        <w:t>Uma pessoa que não aparece no vídeo faz a pergunta; a segunda pessoa responde olhando para a câmera.</w:t>
+      </w:r>
+    </w:p>
+    <w:p>
+      <w:pPr/>
+      <w:r>
+        <w:rPr>
+          <w:b/>
+        </w:rPr>
+        <w:t>ROTEIRO PARA GRAVAÇÃO (ler no teleprompter ou narrar)</w:t>
+      </w:r>
+    </w:p>
+    <w:p>
+      <w:pPr/>
+      <w:r>
+        <w:rPr>
+          <w:b w:val="0"/>
+        </w:rPr>
+        <w:t>P: Liberar visitantes sem cadastro?</w:t>
+      </w:r>
+    </w:p>
+    <w:p>
+      <w:pPr/>
+      <w:r>
+        <w:rPr>
+          <w:b w:val="0"/>
+        </w:rPr>
+        <w:t>R: Aí você está comprometendo a segurança do seu condomínio, não pode.</w:t>
+      </w:r>
+    </w:p>
+    <w:p>
+      <w:pPr/>
+      <w:r>
+        <w:rPr>
+          <w:b w:val="0"/>
+        </w:rPr>
+        <w:t>P: Instalar carregador de carro elétrico?</w:t>
+      </w:r>
+    </w:p>
+    <w:p>
+      <w:pPr/>
+      <w:r>
+        <w:rPr>
+          <w:b w:val="0"/>
+        </w:rPr>
+        <w:t>R: Sim, pode — é permitido instalar carregador elétrico em condomínio no Rio Grande do Sul, desde que sejam respeitadas as normas técnicas de segurança e a capacidade da rede elétrica do edifício. Nos demais estados, verifique a legislação vigente.</w:t>
+      </w:r>
+    </w:p>
+    <w:p>
+      <w:pPr/>
+      <w:r>
+        <w:rPr>
+          <w:b w:val="0"/>
+        </w:rPr>
+        <w:t>P: Instalar cobertura de garagem?</w:t>
+      </w:r>
+    </w:p>
+    <w:p>
+      <w:pPr/>
+      <w:r>
+        <w:rPr>
+          <w:b w:val="0"/>
+        </w:rPr>
+        <w:t>R: Pode, se for aprovada em assembleia.</w:t>
+      </w:r>
+    </w:p>
+    <w:p>
+      <w:pPr/>
+      <w:r>
+        <w:rPr>
+          <w:b w:val="0"/>
+        </w:rPr>
+        <w:t>P: E se eu quiser instalar sozinho?</w:t>
+      </w:r>
+    </w:p>
+    <w:p>
+      <w:pPr/>
+      <w:r>
+        <w:rPr>
+          <w:b w:val="0"/>
+        </w:rPr>
+        <w:t>R: Se for sozinho, não pode — e ainda vai te trazer um prejuízo.</w:t>
+      </w:r>
+    </w:p>
+    <w:p>
+      <w:pPr/>
+      <w:r>
+        <w:rPr>
+          <w:b w:val="0"/>
+        </w:rPr>
+        <w:t>P: Cadastrar a namorada como moradora?</w:t>
+      </w:r>
+    </w:p>
+    <w:p>
+      <w:pPr/>
+      <w:r>
+        <w:rPr>
+          <w:b w:val="0"/>
+        </w:rPr>
+        <w:t>R: Não pode, se ainda não estiver numa união estável.</w:t>
+      </w:r>
+    </w:p>
+    <w:p>
+      <w:pPr/>
+      <w:r>
+        <w:rPr>
+          <w:b w:val="0"/>
+        </w:rPr>
+        <w:t>P: E para saber mais sobre isso?</w:t>
+      </w:r>
+    </w:p>
+    <w:p>
+      <w:pPr/>
+      <w:r>
+        <w:rPr>
+          <w:b w:val="0"/>
+        </w:rPr>
+        <w:t>R: Aí é só seguir a Strategia Síndicos!</w:t>
+      </w:r>
+    </w:p>
+    <w:p>
+      <w:pPr/>
+      <w:r>
+        <w:rPr>
+          <w:b/>
+        </w:rPr>
+        <w:t>Legenda</w:t>
+      </w:r>
+    </w:p>
+    <w:p>
+      <w:pPr/>
+      <w:r>
+        <w:rPr>
+          <w:b w:val="0"/>
+        </w:rPr>
+        <w:t>Pode ou não pode? Mais dúvidas comuns do dia a dia do condomínio, direto ao ponto.</w:t>
+      </w:r>
+    </w:p>
+    <w:p>
+      <w:pPr/>
+      <w:r>
+        <w:rPr>
+          <w:b w:val="0"/>
+        </w:rPr>
+        <w:t>Você também tem alguma dúvida do que pode e não pode no seu condomínio?</w:t>
+      </w:r>
+    </w:p>
+    <w:p>
+      <w:pPr/>
+      <w:r>
+        <w:rPr>
+          <w:b w:val="0"/>
+        </w:rPr>
+        <w:t>Deixe nos comentário e iremos te responder 💖</w:t>
+      </w:r>
+    </w:p>
+    <w:p>
+      <w:pPr/>
+      <w:r>
+        <w:rPr>
+          <w:b/>
+        </w:rPr>
+        <w:t>Stories (sequência de 3)</w:t>
+      </w:r>
+    </w:p>
+    <w:p>
+      <w:pPr/>
+      <w:r>
+        <w:rPr>
+          <w:b w:val="0"/>
+        </w:rPr>
+        <w:t>S1: Testa seu conhecimento: você sabe o que pode e o que não pode no seu condomínio?</w:t>
+      </w:r>
+    </w:p>
+    <w:p>
+      <w:pPr/>
+      <w:r>
+        <w:rPr>
+          <w:b w:val="0"/>
+        </w:rPr>
+        <w:t>S2: Vídeo completo no feed.</w:t>
+      </w:r>
+    </w:p>
+    <w:p>
+      <w:pPr/>
+      <w:r>
+        <w:rPr>
+          <w:b w:val="0"/>
+        </w:rPr>
+        <w:t>S3: Deixe suas dúvidas nos comentários do vídeo e então, iremos te responder. 😊</w:t>
       </w:r>
     </w:p>
     <w:sectPr>

--- a/strategia-sindicos/calendarios-editoriais/Calendario_Editorial_Strategia_Novembro2026.docx
+++ b/strategia-sindicos/calendarios-editoriais/Calendario_Editorial_Strategia_Novembro2026.docx
@@ -1930,6 +1930,339 @@
           <w:b w:val="0"/>
         </w:rPr>
         <w:t>S3: Deixe suas dúvidas nos comentários do vídeo e então, iremos te responder. 😊</w:t>
+      </w:r>
+    </w:p>
+    <w:p/>
+    <w:p>
+      <w:pPr>
+        <w:pStyle w:val="Heading2"/>
+      </w:pPr>
+      <w:r>
+        <w:t>BANCO DE CARROSSÉIS — Planejamento orçamentário (movido do calendário de outubro)</w:t>
+      </w:r>
+    </w:p>
+    <w:p>
+      <w:pPr/>
+      <w:r>
+        <w:rPr>
+          <w:b/>
+        </w:rPr>
+        <w:t>Estava reservado para 28/10, mas o mês de outubro já tinha muitos carrosséis — a cliente pediu pra reduzir e colocar um post estático no lugar. Ainda sem data definida em novembro.</w:t>
+      </w:r>
+    </w:p>
+    <w:p>
+      <w:pPr/>
+      <w:r>
+        <w:rPr>
+          <w:b w:val="0"/>
+        </w:rPr>
+        <w:t>Objetivo: Educa → Qualifica → Venda</w:t>
+      </w:r>
+    </w:p>
+    <w:p>
+      <w:pPr/>
+      <w:r>
+        <w:rPr>
+          <w:b w:val="0"/>
+        </w:rPr>
+        <w:t>Temática macro: Planejamento orçamentário do condomínio para o próximo ano</w:t>
+      </w:r>
+    </w:p>
+    <w:p>
+      <w:pPr/>
+      <w:r>
+        <w:rPr>
+          <w:b w:val="0"/>
+        </w:rPr>
+        <w:t>Eixo: Dor: condomínio chega em dezembro sem previsão de gastos nem fundo de reserva ajustado para o ano seguinte · Desejo: orçamento planejado com antecedência, sem sustos no início do ano</w:t>
+      </w:r>
+    </w:p>
+    <w:p>
+      <w:pPr/>
+      <w:r>
+        <w:rPr>
+          <w:b/>
+        </w:rPr>
+        <w:t>Cards</w:t>
+      </w:r>
+    </w:p>
+    <w:p>
+      <w:pPr/>
+      <w:r>
+        <w:rPr>
+          <w:b w:val="0"/>
+        </w:rPr>
+        <w:t>Card 1 — Capa</w:t>
+      </w:r>
+    </w:p>
+    <w:p>
+      <w:pPr/>
+      <w:r>
+        <w:rPr>
+          <w:b w:val="0"/>
+        </w:rPr>
+        <w:t>Headline: Faltam poucos meses para o fim do ano. Seu condomínio já começou o planejamento orçamentário de 2027?</w:t>
+      </w:r>
+    </w:p>
+    <w:p>
+      <w:pPr/>
+      <w:r>
+        <w:rPr>
+          <w:b w:val="0"/>
+        </w:rPr>
+        <w:t>Visual: calendário/planilha estilizada, texto grande, fundo escuro.</w:t>
+      </w:r>
+    </w:p>
+    <w:p>
+      <w:pPr/>
+      <w:r>
+        <w:rPr>
+          <w:b w:val="0"/>
+        </w:rPr>
+        <w:t>Card 2</w:t>
+      </w:r>
+    </w:p>
+    <w:p>
+      <w:pPr/>
+      <w:r>
+        <w:rPr>
+          <w:b w:val="0"/>
+        </w:rPr>
+        <w:t>O que normalmente acontece</w:t>
+      </w:r>
+    </w:p>
+    <w:p>
+      <w:pPr/>
+      <w:r>
+        <w:rPr>
+          <w:b w:val="0"/>
+        </w:rPr>
+        <w:t>Boa parte dos condomínios só discute orçamento na própria assembleia de fim de ano, sem levantamento prévio de gastos previstos — manutenção, contratos, reajustes.</w:t>
+      </w:r>
+    </w:p>
+    <w:p>
+      <w:pPr/>
+      <w:r>
+        <w:rPr>
+          <w:b w:val="0"/>
+        </w:rPr>
+        <w:t>Card 3</w:t>
+      </w:r>
+    </w:p>
+    <w:p>
+      <w:pPr/>
+      <w:r>
+        <w:rPr>
+          <w:b w:val="0"/>
+        </w:rPr>
+        <w:t>O que isso gera</w:t>
+      </w:r>
+    </w:p>
+    <w:p>
+      <w:pPr/>
+      <w:r>
+        <w:rPr>
+          <w:b w:val="0"/>
+        </w:rPr>
+        <w:t>→ Taxa condominial reajustada sem justificativa clara para os moradores.</w:t>
+      </w:r>
+    </w:p>
+    <w:p>
+      <w:pPr/>
+      <w:r>
+        <w:rPr>
+          <w:b w:val="0"/>
+        </w:rPr>
+        <w:t>→ Fundo de reserva subdimensionado para imprevistos do ano seguinte.</w:t>
+      </w:r>
+    </w:p>
+    <w:p>
+      <w:pPr/>
+      <w:r>
+        <w:rPr>
+          <w:b w:val="0"/>
+        </w:rPr>
+        <w:t>→ Decisões de última hora, sem tempo de comparar fornecedores ou negociar contratos.</w:t>
+      </w:r>
+    </w:p>
+    <w:p>
+      <w:pPr/>
+      <w:r>
+        <w:rPr>
+          <w:b w:val="0"/>
+        </w:rPr>
+        <w:t>Card 4</w:t>
+      </w:r>
+    </w:p>
+    <w:p>
+      <w:pPr/>
+      <w:r>
+        <w:rPr>
+          <w:b w:val="0"/>
+        </w:rPr>
+        <w:t>O que um planejamento antecipado inclui</w:t>
+      </w:r>
+    </w:p>
+    <w:p>
+      <w:pPr/>
+      <w:r>
+        <w:rPr>
+          <w:b w:val="0"/>
+        </w:rPr>
+        <w:t>Levantamento de despesas fixas e variáveis do ano, projeção de reajustes de contratos, revisão do percentual do fundo de reserva e simulação de cenários de imprevisto.</w:t>
+      </w:r>
+    </w:p>
+    <w:p>
+      <w:pPr/>
+      <w:r>
+        <w:rPr>
+          <w:b w:val="0"/>
+        </w:rPr>
+        <w:t>Card 5</w:t>
+      </w:r>
+    </w:p>
+    <w:p>
+      <w:pPr/>
+      <w:r>
+        <w:rPr>
+          <w:b w:val="0"/>
+        </w:rPr>
+        <w:t>Como a Strategia atua</w:t>
+      </w:r>
+    </w:p>
+    <w:p>
+      <w:pPr/>
+      <w:r>
+        <w:rPr>
+          <w:b w:val="0"/>
+        </w:rPr>
+        <w:t>Prepara o orçamento do próximo ano com antecedência, negocia contratos antes do reajuste automático e leva tudo pronto, com justificativa clara, para a assembleia decidir com informação.</w:t>
+      </w:r>
+    </w:p>
+    <w:p>
+      <w:pPr/>
+      <w:r>
+        <w:rPr>
+          <w:b w:val="0"/>
+        </w:rPr>
+        <w:t>Card 6</w:t>
+      </w:r>
+    </w:p>
+    <w:p>
+      <w:pPr/>
+      <w:r>
+        <w:rPr>
+          <w:b w:val="0"/>
+        </w:rPr>
+        <w:t>Orçamento feito às pressas é orçamento decidido no escuro.</w:t>
+      </w:r>
+    </w:p>
+    <w:p>
+      <w:pPr/>
+      <w:r>
+        <w:rPr>
+          <w:b w:val="0"/>
+        </w:rPr>
+        <w:t>Visual: frase de impacto, fundo azul escuro.</w:t>
+      </w:r>
+    </w:p>
+    <w:p>
+      <w:pPr/>
+      <w:r>
+        <w:rPr>
+          <w:b w:val="0"/>
+        </w:rPr>
+        <w:t>Card 7 — CTA</w:t>
+      </w:r>
+    </w:p>
+    <w:p>
+      <w:pPr/>
+      <w:r>
+        <w:rPr>
+          <w:b w:val="0"/>
+        </w:rPr>
+        <w:t>O orçamento do seu condomínio para o ano que vem já está sendo preparado?</w:t>
+      </w:r>
+    </w:p>
+    <w:p>
+      <w:pPr/>
+      <w:r>
+        <w:rPr>
+          <w:b w:val="0"/>
+        </w:rPr>
+        <w:t>Comente: ORÇAMENTO e olhe o seu direct.</w:t>
+      </w:r>
+    </w:p>
+    <w:p>
+      <w:pPr/>
+      <w:r>
+        <w:rPr>
+          <w:b/>
+        </w:rPr>
+        <w:t>Legenda</w:t>
+      </w:r>
+    </w:p>
+    <w:p>
+      <w:pPr/>
+      <w:r>
+        <w:rPr>
+          <w:b w:val="0"/>
+        </w:rPr>
+        <w:t>Faltam poucos meses para o fim do ano — e é agora que se planeja o orçamento do condomínio para 2027, não na véspera da assembleia.</w:t>
+      </w:r>
+    </w:p>
+    <w:p>
+      <w:pPr/>
+      <w:r>
+        <w:rPr>
+          <w:b w:val="0"/>
+        </w:rPr>
+        <w:t>A Strategia prepara esse planejamento com antecedência, negocia contratos e leva tudo pronto, com justificativa clara, para a assembleia decidir com informação.</w:t>
+      </w:r>
+    </w:p>
+    <w:p>
+      <w:pPr/>
+      <w:r>
+        <w:rPr>
+          <w:b w:val="0"/>
+        </w:rPr>
+        <w:t>Comente: ORÇAMENTO e olhe o seu direct, nossa equipe vai te orientar.</w:t>
+      </w:r>
+    </w:p>
+    <w:p>
+      <w:pPr/>
+      <w:r>
+        <w:rPr>
+          <w:b/>
+        </w:rPr>
+        <w:t>Stories (sequência de 3)</w:t>
+      </w:r>
+    </w:p>
+    <w:p>
+      <w:pPr/>
+      <w:r>
+        <w:rPr>
+          <w:b w:val="0"/>
+        </w:rPr>
+        <w:t>S1: Seu condomínio já começou o planejamento orçamentário para o ano que vem? (enquete: Já começou / Ainda não)</w:t>
+      </w:r>
+    </w:p>
+    <w:p>
+      <w:pPr/>
+      <w:r>
+        <w:rPr>
+          <w:b w:val="0"/>
+        </w:rPr>
+        <w:t>S2: No carrossel de hoje mostramos o que entra nesse planejamento.</w:t>
+      </w:r>
+    </w:p>
+    <w:p>
+      <w:pPr/>
+      <w:r>
+        <w:rPr>
+          <w:b w:val="0"/>
+        </w:rPr>
+        <w:t>S3: Comenta ORÇAMENTO e vê como a Strategia ajuda nisso. 👆</w:t>
       </w:r>
     </w:p>
     <w:sectPr>

--- a/strategia-sindicos/calendarios-editoriais/Calendario_Editorial_Strategia_Novembro2026.docx
+++ b/strategia-sindicos/calendarios-editoriais/Calendario_Editorial_Strategia_Novembro2026.docx
@@ -2263,6 +2263,168 @@
           <w:b w:val="0"/>
         </w:rPr>
         <w:t>S3: Comenta ORÇAMENTO e vê como a Strategia ajuda nisso. 👆</w:t>
+      </w:r>
+    </w:p>
+    <w:p/>
+    <w:p>
+      <w:pPr>
+        <w:pStyle w:val="Heading2"/>
+      </w:pPr>
+      <w:r>
+        <w:t>BANCO DE POSTS ESTÁTICOS — Grupo de WhatsApp x chamado oficial (movido do calendário de outubro)</w:t>
+      </w:r>
+    </w:p>
+    <w:p>
+      <w:pPr/>
+      <w:r>
+        <w:rPr>
+          <w:b/>
+        </w:rPr>
+        <w:t>Estava reservado para 28/10, mas a cliente trocou por outro tema (post da "noiva fantasma"). Ainda sem data definida em novembro.</w:t>
+      </w:r>
+    </w:p>
+    <w:p>
+      <w:pPr/>
+      <w:r>
+        <w:rPr>
+          <w:b w:val="0"/>
+        </w:rPr>
+        <w:t>Objetivo: Engajamento leve com fundo educativo</w:t>
+      </w:r>
+    </w:p>
+    <w:p>
+      <w:pPr/>
+      <w:r>
+        <w:rPr>
+          <w:b w:val="0"/>
+        </w:rPr>
+        <w:t>Temática macro: Reclamar no grupo do condomínio resolve mais rápido do que abrir um chamado oficial?</w:t>
+      </w:r>
+    </w:p>
+    <w:p>
+      <w:pPr/>
+      <w:r>
+        <w:rPr>
+          <w:b w:val="0"/>
+        </w:rPr>
+        <w:t>Eixo: Gatilho de humor/curiosidade: a crença comum de que o grupo de WhatsApp "resolve tudo mais rápido" · Desejo: entender por que registrar formalmente funciona melhor</w:t>
+      </w:r>
+    </w:p>
+    <w:p>
+      <w:pPr/>
+      <w:r>
+        <w:rPr>
+          <w:b/>
+        </w:rPr>
+        <w:t>Conteúdo do post</w:t>
+      </w:r>
+    </w:p>
+    <w:p>
+      <w:pPr/>
+      <w:r>
+        <w:rPr>
+          <w:b w:val="0"/>
+        </w:rPr>
+        <w:t>Formato: post estático, mito ou verdade</w:t>
+      </w:r>
+    </w:p>
+    <w:p>
+      <w:pPr/>
+      <w:r>
+        <w:rPr>
+          <w:b w:val="0"/>
+        </w:rPr>
+        <w:t>Headline: Reclamar no grupo do condomínio resolve mais rápido que abrir um chamado oficial? 👀</w:t>
+      </w:r>
+    </w:p>
+    <w:p>
+      <w:pPr/>
+      <w:r>
+        <w:rPr>
+          <w:b w:val="0"/>
+        </w:rPr>
+        <w:t>Sub-headline: Resposta na legenda.</w:t>
+      </w:r>
+    </w:p>
+    <w:p>
+      <w:pPr/>
+      <w:r>
+        <w:rPr>
+          <w:b w:val="0"/>
+        </w:rPr>
+        <w:t>Visual: celular com notificações de grupo de WhatsApp (ilustração leve, tom de humor), fundo escuro.</w:t>
+      </w:r>
+    </w:p>
+    <w:p>
+      <w:pPr/>
+      <w:r>
+        <w:rPr>
+          <w:b/>
+        </w:rPr>
+        <w:t>Legenda</w:t>
+      </w:r>
+    </w:p>
+    <w:p>
+      <w:pPr/>
+      <w:r>
+        <w:rPr>
+          <w:b w:val="0"/>
+        </w:rPr>
+        <w:t>Parece que sim, né? A mensagem sai na hora, todo mundo vê, alguém sempre responde rápido...</w:t>
+      </w:r>
+    </w:p>
+    <w:p>
+      <w:pPr/>
+      <w:r>
+        <w:rPr>
+          <w:b w:val="0"/>
+        </w:rPr>
+        <w:t>Só que resposta rápida não é a mesma coisa que solução registrada. No grupo, ninguém sabe quem ficou responsável, não tem prazo, e a reclamação se perde entre o áudio de 4 minutos e a foto do cachorro do vizinho.</w:t>
+      </w:r>
+    </w:p>
+    <w:p>
+      <w:pPr/>
+      <w:r>
+        <w:rPr>
+          <w:b w:val="0"/>
+        </w:rPr>
+        <w:t>Já um chamado oficial fica registrado, tem prazo de resposta e permite cobrar andamento — mesmo que a resposta inicial demore um pouco mais.</w:t>
+      </w:r>
+    </w:p>
+    <w:p>
+      <w:pPr/>
+      <w:r>
+        <w:rPr>
+          <w:b w:val="0"/>
+        </w:rPr>
+        <w:t>Comente: CHAMADO e a gente te explica como estruturar isso no seu condomínio.</w:t>
+      </w:r>
+    </w:p>
+    <w:p>
+      <w:pPr/>
+      <w:r>
+        <w:rPr>
+          <w:b/>
+        </w:rPr>
+        <w:t>Stories (sequência de 2)</w:t>
+      </w:r>
+    </w:p>
+    <w:p>
+      <w:pPr/>
+      <w:r>
+        <w:rPr>
+          <w:b w:val="0"/>
+        </w:rPr>
+        <w:t>S1: Seu condomínio resolve tudo pelo grupo de WhatsApp? (enquete: Sim, é assim mesmo / Não, tem canal oficial)</w:t>
+      </w:r>
+    </w:p>
+    <w:p>
+      <w:pPr/>
+      <w:r>
+        <w:rPr>
+          <w:b w:val="0"/>
+        </w:rPr>
+        <w:t>S2: A resposta completa está no post de hoje. Confere lá e comenta CHAMADO. 👆</w:t>
       </w:r>
     </w:p>
     <w:sectPr>
